--- a/Tuan03/Architectural Thinking & Trade-offs.docx
+++ b/Tuan03/Architectural Thinking & Trade-offs.docx
@@ -63,7 +63,16 @@
           <w:b/>
           <w:bCs/>
         </w:rPr>
-        <w:t>1. Availability (Tính sẵn sàng)</w:t>
+        <w:t xml:space="preserve">1. </w:t>
+      </w:r>
+      <w:r>
+        <w:rPr>
+          <w:rFonts w:ascii="Times New Roman" w:hAnsi="Times New Roman" w:cs="Times New Roman"/>
+          <w:b/>
+          <w:bCs/>
+          <w:highlight w:val="yellow"/>
+        </w:rPr>
+        <w:t>Availability (Tính sẵn sàng)</w:t>
       </w:r>
     </w:p>
     <w:p>
@@ -391,6 +400,7 @@
       <w:r>
         <w:rPr>
           <w:rFonts w:ascii="Times New Roman" w:hAnsi="Times New Roman" w:cs="Times New Roman"/>
+          <w:noProof/>
         </w:rPr>
         <w:lastRenderedPageBreak/>
         <w:drawing>
@@ -440,6 +450,7 @@
       <w:r>
         <w:rPr>
           <w:rFonts w:ascii="Times New Roman" w:hAnsi="Times New Roman" w:cs="Times New Roman"/>
+          <w:noProof/>
         </w:rPr>
         <w:drawing>
           <wp:inline distT="0" distB="0" distL="0" distR="0" wp14:anchorId="1AD756B5" wp14:editId="23E6C919">
@@ -488,6 +499,7 @@
       <w:r>
         <w:rPr>
           <w:rFonts w:ascii="Times New Roman" w:hAnsi="Times New Roman" w:cs="Times New Roman"/>
+          <w:noProof/>
         </w:rPr>
         <w:lastRenderedPageBreak/>
         <w:drawing>
@@ -559,6 +571,7 @@
       <w:r>
         <w:rPr>
           <w:rFonts w:ascii="Times New Roman" w:hAnsi="Times New Roman" w:cs="Times New Roman"/>
+          <w:noProof/>
         </w:rPr>
         <w:drawing>
           <wp:inline distT="0" distB="0" distL="0" distR="0" wp14:anchorId="7FCEC600" wp14:editId="53617ECC">
@@ -610,6 +623,7 @@
           <w:rFonts w:ascii="Times New Roman" w:hAnsi="Times New Roman" w:cs="Times New Roman"/>
           <w:b/>
           <w:bCs/>
+          <w:highlight w:val="yellow"/>
         </w:rPr>
         <w:t>2. Security (Bảo mật)</w:t>
       </w:r>
@@ -1387,6 +1401,7 @@
           <w:rFonts w:ascii="Times New Roman" w:hAnsi="Times New Roman" w:cs="Times New Roman"/>
           <w:b/>
           <w:bCs/>
+          <w:noProof/>
         </w:rPr>
         <w:drawing>
           <wp:inline distT="0" distB="0" distL="0" distR="0" wp14:anchorId="55BB2F39" wp14:editId="2C80C618">
@@ -1439,6 +1454,7 @@
           <w:rFonts w:ascii="Times New Roman" w:hAnsi="Times New Roman" w:cs="Times New Roman"/>
           <w:b/>
           <w:bCs/>
+          <w:noProof/>
         </w:rPr>
         <w:lastRenderedPageBreak/>
         <w:drawing>
@@ -1492,6 +1508,7 @@
           <w:rFonts w:ascii="Times New Roman" w:hAnsi="Times New Roman" w:cs="Times New Roman"/>
           <w:b/>
           <w:bCs/>
+          <w:noProof/>
         </w:rPr>
         <w:drawing>
           <wp:inline distT="0" distB="0" distL="0" distR="0" wp14:anchorId="6A7B2BBF" wp14:editId="6F222F78">
@@ -1544,6 +1561,7 @@
           <w:rFonts w:ascii="Times New Roman" w:hAnsi="Times New Roman" w:cs="Times New Roman"/>
           <w:b/>
           <w:bCs/>
+          <w:noProof/>
         </w:rPr>
         <w:lastRenderedPageBreak/>
         <w:drawing>
@@ -1611,6 +1629,7 @@
       <w:r>
         <w:rPr>
           <w:rFonts w:ascii="Times New Roman" w:hAnsi="Times New Roman" w:cs="Times New Roman"/>
+          <w:noProof/>
         </w:rPr>
         <w:drawing>
           <wp:inline distT="0" distB="0" distL="0" distR="0" wp14:anchorId="1AF27EB8" wp14:editId="4F38270B">
@@ -8439,6 +8458,7 @@
   <w:style w:type="character" w:default="1" w:styleId="DefaultParagraphFont">
     <w:name w:val="Default Paragraph Font"/>
     <w:uiPriority w:val="1"/>
+    <w:semiHidden/>
     <w:unhideWhenUsed/>
   </w:style>
   <w:style w:type="table" w:default="1" w:styleId="TableNormal">
